--- a/Personal/Giapponese.docx
+++ b/Personal/Giapponese.docx
@@ -11,16 +11,16 @@
         <mc:AlternateContent>
           <mc:Choice Requires="wps">
             <w:drawing>
-              <wp:anchor distT="0" distB="0" distL="114300" distR="114300" simplePos="0" relativeHeight="251658240" behindDoc="0" locked="0" layoutInCell="1" allowOverlap="1" wp14:anchorId="7B1F978B" wp14:editId="3024DF8B">
+              <wp:anchor distT="0" distB="0" distL="114300" distR="114300" simplePos="0" relativeHeight="251658240" behindDoc="0" locked="0" layoutInCell="1" allowOverlap="1" wp14:anchorId="7B1F978B" wp14:editId="6A950374">
                 <wp:simplePos x="0" y="0"/>
                 <wp:positionH relativeFrom="page">
-                  <wp:align>center</wp:align>
+                  <wp:posOffset>771525</wp:posOffset>
                 </wp:positionH>
                 <wp:positionV relativeFrom="page">
-                  <wp:align>center</wp:align>
+                  <wp:posOffset>4676775</wp:posOffset>
                 </wp:positionV>
-                <wp:extent cx="6019200" cy="1328400"/>
-                <wp:effectExtent l="0" t="0" r="635" b="5715"/>
+                <wp:extent cx="6019200" cy="1428750"/>
+                <wp:effectExtent l="0" t="0" r="635" b="0"/>
                 <wp:wrapNone/>
                 <wp:docPr id="790349107" name="Casella di testo 790349107"/>
                 <wp:cNvGraphicFramePr/>
@@ -31,7 +31,7 @@
                       <wps:spPr>
                         <a:xfrm>
                           <a:off x="0" y="0"/>
-                          <a:ext cx="6019200" cy="1328400"/>
+                          <a:ext cx="6019200" cy="1428750"/>
                         </a:xfrm>
                         <a:prstGeom prst="rect">
                           <a:avLst/>
@@ -61,8 +61,8 @@
                                 <w:rFonts w:ascii="MS Mincho" w:eastAsia="MS Mincho" w:hAnsi="MS Mincho" w:cs="MS Mincho" w:hint="eastAsia"/>
                                 <w:b/>
                                 <w:bCs/>
-                                <w:sz w:val="62"/>
-                                <w:szCs w:val="62"/>
+                                <w:sz w:val="80"/>
+                                <w:szCs w:val="80"/>
                               </w:rPr>
                               <w:t>日本語</w:t>
                             </w:r>
@@ -199,7 +199,7 @@
                 <v:stroke joinstyle="miter"/>
                 <v:path gradientshapeok="t" o:connecttype="rect"/>
               </v:shapetype>
-              <v:shape id="Casella di testo 790349107" o:spid="_x0000_s1026" type="#_x0000_t202" style="position:absolute;margin-left:0;margin-top:0;width:473.95pt;height:104.6pt;z-index:251658240;visibility:visible;mso-wrap-style:square;mso-width-percent:0;mso-height-percent:0;mso-wrap-distance-left:9pt;mso-wrap-distance-top:0;mso-wrap-distance-right:9pt;mso-wrap-distance-bottom:0;mso-position-horizontal:center;mso-position-horizontal-relative:page;mso-position-vertical:center;mso-position-vertical-relative:page;mso-width-percent:0;mso-height-percent:0;mso-width-relative:margin;mso-height-relative:margin;v-text-anchor:top" o:gfxdata="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" fillcolor="white [3201]" stroked="f" strokeweight=".5pt">
+              <v:shape id="Casella di testo 790349107" o:spid="_x0000_s1026" type="#_x0000_t202" style="position:absolute;margin-left:60.75pt;margin-top:368.25pt;width:473.95pt;height:112.5pt;z-index:251658240;visibility:visible;mso-wrap-style:square;mso-width-percent:0;mso-height-percent:0;mso-wrap-distance-left:9pt;mso-wrap-distance-top:0;mso-wrap-distance-right:9pt;mso-wrap-distance-bottom:0;mso-position-horizontal:absolute;mso-position-horizontal-relative:page;mso-position-vertical:absolute;mso-position-vertical-relative:page;mso-width-percent:0;mso-height-percent:0;mso-width-relative:margin;mso-height-relative:margin;v-text-anchor:top" o:gfxdata="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" fillcolor="white [3201]" stroked="f" strokeweight=".5pt">
                 <v:textbox>
                   <w:txbxContent>
                     <w:p>
@@ -218,8 +218,8 @@
                           <w:rFonts w:ascii="MS Mincho" w:eastAsia="MS Mincho" w:hAnsi="MS Mincho" w:cs="MS Mincho" w:hint="eastAsia"/>
                           <w:b/>
                           <w:bCs/>
-                          <w:sz w:val="62"/>
-                          <w:szCs w:val="62"/>
+                          <w:sz w:val="80"/>
+                          <w:szCs w:val="80"/>
                         </w:rPr>
                         <w:t>日本語</w:t>
                       </w:r>
@@ -401,7 +401,7 @@
           <w:r>
             <w:fldChar w:fldCharType="separate"/>
           </w:r>
-          <w:hyperlink w:anchor="_Toc179731252" w:history="1">
+          <w:hyperlink w:anchor="_Toc179736648" w:history="1">
             <w:r>
               <w:rPr>
                 <w:rStyle w:val="Collegamentoipertestuale"/>
@@ -428,7 +428,7 @@
                 <w:noProof/>
                 <w:webHidden/>
               </w:rPr>
-              <w:instrText xml:space="preserve"> PAGEREF _Toc179731252 \h </w:instrText>
+              <w:instrText xml:space="preserve"> PAGEREF _Toc179736648 \h </w:instrText>
             </w:r>
             <w:r>
               <w:rPr>
@@ -471,7 +471,7 @@
               <w:szCs w:val="24"/>
             </w:rPr>
           </w:pPr>
-          <w:hyperlink w:anchor="_Toc179731253" w:history="1">
+          <w:hyperlink w:anchor="_Toc179736649" w:history="1">
             <w:r>
               <w:rPr>
                 <w:rStyle w:val="Collegamentoipertestuale"/>
@@ -498,7 +498,7 @@
                 <w:noProof/>
                 <w:webHidden/>
               </w:rPr>
-              <w:instrText xml:space="preserve"> PAGEREF _Toc179731253 \h </w:instrText>
+              <w:instrText xml:space="preserve"> PAGEREF _Toc179736649 \h </w:instrText>
             </w:r>
             <w:r>
               <w:rPr>
@@ -541,7 +541,7 @@
               <w:szCs w:val="24"/>
             </w:rPr>
           </w:pPr>
-          <w:hyperlink w:anchor="_Toc179731254" w:history="1">
+          <w:hyperlink w:anchor="_Toc179736650" w:history="1">
             <w:r>
               <w:rPr>
                 <w:rStyle w:val="Collegamentoipertestuale"/>
@@ -568,7 +568,7 @@
                 <w:noProof/>
                 <w:webHidden/>
               </w:rPr>
-              <w:instrText xml:space="preserve"> PAGEREF _Toc179731254 \h </w:instrText>
+              <w:instrText xml:space="preserve"> PAGEREF _Toc179736650 \h </w:instrText>
             </w:r>
             <w:r>
               <w:rPr>
@@ -611,7 +611,7 @@
               <w:szCs w:val="24"/>
             </w:rPr>
           </w:pPr>
-          <w:hyperlink w:anchor="_Toc179731255" w:history="1">
+          <w:hyperlink w:anchor="_Toc179736651" w:history="1">
             <w:r>
               <w:rPr>
                 <w:rStyle w:val="Collegamentoipertestuale"/>
@@ -638,7 +638,7 @@
                 <w:noProof/>
                 <w:webHidden/>
               </w:rPr>
-              <w:instrText xml:space="preserve"> PAGEREF _Toc179731255 \h </w:instrText>
+              <w:instrText xml:space="preserve"> PAGEREF _Toc179736651 \h </w:instrText>
             </w:r>
             <w:r>
               <w:rPr>
@@ -681,7 +681,7 @@
               <w:szCs w:val="24"/>
             </w:rPr>
           </w:pPr>
-          <w:hyperlink w:anchor="_Toc179731256" w:history="1">
+          <w:hyperlink w:anchor="_Toc179736652" w:history="1">
             <w:r>
               <w:rPr>
                 <w:rStyle w:val="Collegamentoipertestuale"/>
@@ -708,7 +708,7 @@
                 <w:noProof/>
                 <w:webHidden/>
               </w:rPr>
-              <w:instrText xml:space="preserve"> PAGEREF _Toc179731256 \h </w:instrText>
+              <w:instrText xml:space="preserve"> PAGEREF _Toc179736652 \h </w:instrText>
             </w:r>
             <w:r>
               <w:rPr>
@@ -751,7 +751,7 @@
               <w:szCs w:val="24"/>
             </w:rPr>
           </w:pPr>
-          <w:hyperlink w:anchor="_Toc179731257" w:history="1">
+          <w:hyperlink w:anchor="_Toc179736653" w:history="1">
             <w:r>
               <w:rPr>
                 <w:rStyle w:val="Collegamentoipertestuale"/>
@@ -778,7 +778,7 @@
                 <w:noProof/>
                 <w:webHidden/>
               </w:rPr>
-              <w:instrText xml:space="preserve"> PAGEREF _Toc179731257 \h </w:instrText>
+              <w:instrText xml:space="preserve"> PAGEREF _Toc179736653 \h </w:instrText>
             </w:r>
             <w:r>
               <w:rPr>
@@ -810,6 +810,286 @@
           </w:hyperlink>
         </w:p>
         <w:p>
+          <w:pPr>
+            <w:pStyle w:val="Sommario2"/>
+            <w:tabs>
+              <w:tab w:val="right" w:leader="dot" w:pos="9628"/>
+            </w:tabs>
+            <w:rPr>
+              <w:rFonts w:eastAsiaTheme="minorEastAsia"/>
+              <w:noProof/>
+              <w:szCs w:val="24"/>
+            </w:rPr>
+          </w:pPr>
+          <w:hyperlink w:anchor="_Toc179736654" w:history="1">
+            <w:r>
+              <w:rPr>
+                <w:rStyle w:val="Collegamentoipertestuale"/>
+                <w:noProof/>
+              </w:rPr>
+              <w:t>1.3 Utilizzo e struttura di Hiragana e Katakana</w:t>
+            </w:r>
+            <w:r>
+              <w:rPr>
+                <w:noProof/>
+                <w:webHidden/>
+              </w:rPr>
+              <w:tab/>
+            </w:r>
+            <w:r>
+              <w:rPr>
+                <w:noProof/>
+                <w:webHidden/>
+              </w:rPr>
+              <w:fldChar w:fldCharType="begin"/>
+            </w:r>
+            <w:r>
+              <w:rPr>
+                <w:noProof/>
+                <w:webHidden/>
+              </w:rPr>
+              <w:instrText xml:space="preserve"> PAGEREF _Toc179736654 \h </w:instrText>
+            </w:r>
+            <w:r>
+              <w:rPr>
+                <w:noProof/>
+                <w:webHidden/>
+              </w:rPr>
+            </w:r>
+            <w:r>
+              <w:rPr>
+                <w:noProof/>
+                <w:webHidden/>
+              </w:rPr>
+              <w:fldChar w:fldCharType="separate"/>
+            </w:r>
+            <w:r>
+              <w:rPr>
+                <w:noProof/>
+                <w:webHidden/>
+              </w:rPr>
+              <w:t>6</w:t>
+            </w:r>
+            <w:r>
+              <w:rPr>
+                <w:noProof/>
+                <w:webHidden/>
+              </w:rPr>
+              <w:fldChar w:fldCharType="end"/>
+            </w:r>
+          </w:hyperlink>
+        </w:p>
+        <w:p>
+          <w:pPr>
+            <w:pStyle w:val="Sommario1"/>
+            <w:tabs>
+              <w:tab w:val="right" w:leader="dot" w:pos="9628"/>
+            </w:tabs>
+            <w:rPr>
+              <w:rFonts w:eastAsiaTheme="minorEastAsia"/>
+              <w:noProof/>
+              <w:szCs w:val="24"/>
+            </w:rPr>
+          </w:pPr>
+          <w:hyperlink w:anchor="_Toc179736655" w:history="1">
+            <w:r>
+              <w:rPr>
+                <w:rStyle w:val="Collegamentoipertestuale"/>
+                <w:noProof/>
+              </w:rPr>
+              <w:t>2. Grammatica di base</w:t>
+            </w:r>
+            <w:r>
+              <w:rPr>
+                <w:noProof/>
+                <w:webHidden/>
+              </w:rPr>
+              <w:tab/>
+            </w:r>
+            <w:r>
+              <w:rPr>
+                <w:noProof/>
+                <w:webHidden/>
+              </w:rPr>
+              <w:fldChar w:fldCharType="begin"/>
+            </w:r>
+            <w:r>
+              <w:rPr>
+                <w:noProof/>
+                <w:webHidden/>
+              </w:rPr>
+              <w:instrText xml:space="preserve"> PAGEREF _Toc179736655 \h </w:instrText>
+            </w:r>
+            <w:r>
+              <w:rPr>
+                <w:noProof/>
+                <w:webHidden/>
+              </w:rPr>
+            </w:r>
+            <w:r>
+              <w:rPr>
+                <w:noProof/>
+                <w:webHidden/>
+              </w:rPr>
+              <w:fldChar w:fldCharType="separate"/>
+            </w:r>
+            <w:r>
+              <w:rPr>
+                <w:noProof/>
+                <w:webHidden/>
+              </w:rPr>
+              <w:t>7</w:t>
+            </w:r>
+            <w:r>
+              <w:rPr>
+                <w:noProof/>
+                <w:webHidden/>
+              </w:rPr>
+              <w:fldChar w:fldCharType="end"/>
+            </w:r>
+          </w:hyperlink>
+        </w:p>
+        <w:p>
+          <w:pPr>
+            <w:pStyle w:val="Sommario2"/>
+            <w:tabs>
+              <w:tab w:val="right" w:leader="dot" w:pos="9628"/>
+            </w:tabs>
+            <w:rPr>
+              <w:rFonts w:eastAsiaTheme="minorEastAsia"/>
+              <w:noProof/>
+              <w:szCs w:val="24"/>
+            </w:rPr>
+          </w:pPr>
+          <w:hyperlink w:anchor="_Toc179736656" w:history="1">
+            <w:r>
+              <w:rPr>
+                <w:rStyle w:val="Collegamentoipertestuale"/>
+                <w:noProof/>
+              </w:rPr>
+              <w:t>2.1 Struttura grammaticale</w:t>
+            </w:r>
+            <w:r>
+              <w:rPr>
+                <w:noProof/>
+                <w:webHidden/>
+              </w:rPr>
+              <w:tab/>
+            </w:r>
+            <w:r>
+              <w:rPr>
+                <w:noProof/>
+                <w:webHidden/>
+              </w:rPr>
+              <w:fldChar w:fldCharType="begin"/>
+            </w:r>
+            <w:r>
+              <w:rPr>
+                <w:noProof/>
+                <w:webHidden/>
+              </w:rPr>
+              <w:instrText xml:space="preserve"> PAGEREF _Toc179736656 \h </w:instrText>
+            </w:r>
+            <w:r>
+              <w:rPr>
+                <w:noProof/>
+                <w:webHidden/>
+              </w:rPr>
+            </w:r>
+            <w:r>
+              <w:rPr>
+                <w:noProof/>
+                <w:webHidden/>
+              </w:rPr>
+              <w:fldChar w:fldCharType="separate"/>
+            </w:r>
+            <w:r>
+              <w:rPr>
+                <w:noProof/>
+                <w:webHidden/>
+              </w:rPr>
+              <w:t>7</w:t>
+            </w:r>
+            <w:r>
+              <w:rPr>
+                <w:noProof/>
+                <w:webHidden/>
+              </w:rPr>
+              <w:fldChar w:fldCharType="end"/>
+            </w:r>
+          </w:hyperlink>
+        </w:p>
+        <w:p>
+          <w:pPr>
+            <w:pStyle w:val="Sommario2"/>
+            <w:tabs>
+              <w:tab w:val="right" w:leader="dot" w:pos="9628"/>
+            </w:tabs>
+            <w:rPr>
+              <w:rFonts w:eastAsiaTheme="minorEastAsia"/>
+              <w:noProof/>
+              <w:szCs w:val="24"/>
+            </w:rPr>
+          </w:pPr>
+          <w:hyperlink w:anchor="_Toc179736657" w:history="1">
+            <w:r>
+              <w:rPr>
+                <w:rStyle w:val="Collegamentoipertestuale"/>
+                <w:noProof/>
+              </w:rPr>
+              <w:t>2.2 Predicato nominale</w:t>
+            </w:r>
+            <w:r>
+              <w:rPr>
+                <w:noProof/>
+                <w:webHidden/>
+              </w:rPr>
+              <w:tab/>
+            </w:r>
+            <w:r>
+              <w:rPr>
+                <w:noProof/>
+                <w:webHidden/>
+              </w:rPr>
+              <w:fldChar w:fldCharType="begin"/>
+            </w:r>
+            <w:r>
+              <w:rPr>
+                <w:noProof/>
+                <w:webHidden/>
+              </w:rPr>
+              <w:instrText xml:space="preserve"> PAGEREF _Toc179736657 \h </w:instrText>
+            </w:r>
+            <w:r>
+              <w:rPr>
+                <w:noProof/>
+                <w:webHidden/>
+              </w:rPr>
+            </w:r>
+            <w:r>
+              <w:rPr>
+                <w:noProof/>
+                <w:webHidden/>
+              </w:rPr>
+              <w:fldChar w:fldCharType="separate"/>
+            </w:r>
+            <w:r>
+              <w:rPr>
+                <w:noProof/>
+                <w:webHidden/>
+              </w:rPr>
+              <w:t>7</w:t>
+            </w:r>
+            <w:r>
+              <w:rPr>
+                <w:noProof/>
+                <w:webHidden/>
+              </w:rPr>
+              <w:fldChar w:fldCharType="end"/>
+            </w:r>
+          </w:hyperlink>
+        </w:p>
+        <w:p>
           <w:r>
             <w:rPr>
               <w:b/>
@@ -831,7 +1111,7 @@
       <w:pPr>
         <w:pStyle w:val="Titolo1"/>
       </w:pPr>
-      <w:bookmarkStart w:id="0" w:name="_Toc179731252"/>
+      <w:bookmarkStart w:id="0" w:name="_Toc179736648"/>
       <w:r>
         <w:lastRenderedPageBreak/>
         <w:t>0. Premessa</w:t>
@@ -868,7 +1148,7 @@
       <w:pPr>
         <w:pStyle w:val="Titolo2"/>
       </w:pPr>
-      <w:bookmarkStart w:id="1" w:name="_Toc179731253"/>
+      <w:bookmarkStart w:id="1" w:name="_Toc179736649"/>
       <w:r>
         <w:t>0.1 Riferimenti</w:t>
       </w:r>
@@ -977,6 +1257,15 @@
           <w:color w:val="262626" w:themeColor="text1" w:themeTint="D9"/>
         </w:rPr>
         <w:t>Trascrizioni da appunti cartacei</w:t>
+      </w:r>
+      <w:r>
+        <w:rPr>
+          <w:rStyle w:val="Riferimentodelicato"/>
+          <w:i/>
+          <w:smallCaps w:val="0"/>
+          <w:color w:val="262626" w:themeColor="text1" w:themeTint="D9"/>
+        </w:rPr>
+        <w:t xml:space="preserve"> personali</w:t>
       </w:r>
     </w:p>
     <w:p>
@@ -1080,7 +1369,7 @@
       <w:pPr>
         <w:pStyle w:val="Titolo2"/>
       </w:pPr>
-      <w:bookmarkStart w:id="2" w:name="_Toc179731254"/>
+      <w:bookmarkStart w:id="2" w:name="_Toc179736650"/>
       <w:r>
         <w:t>0.2 Info e Contatti</w:t>
       </w:r>
@@ -1211,7 +1500,7 @@
       <w:r>
         <w:br w:type="page"/>
       </w:r>
-      <w:bookmarkStart w:id="3" w:name="_Toc179731255"/>
+      <w:bookmarkStart w:id="3" w:name="_Toc179736651"/>
       <w:r>
         <w:lastRenderedPageBreak/>
         <w:t xml:space="preserve">1. </w:t>
@@ -1233,7 +1522,7 @@
       <w:pPr>
         <w:pStyle w:val="Titolo2"/>
       </w:pPr>
-      <w:bookmarkStart w:id="4" w:name="_Toc179731256"/>
+      <w:bookmarkStart w:id="4" w:name="_Toc179736652"/>
       <w:r>
         <w:t>1</w:t>
       </w:r>
@@ -1330,7 +1619,7 @@
       <w:pPr>
         <w:pStyle w:val="Titolo2"/>
       </w:pPr>
-      <w:bookmarkStart w:id="5" w:name="_Toc179731257"/>
+      <w:bookmarkStart w:id="5" w:name="_Toc179736653"/>
       <w:r>
         <w:lastRenderedPageBreak/>
         <w:t>1.2 Katakana</w:t>
@@ -1344,16 +1633,7 @@
         </w:rPr>
       </w:pPr>
       <w:r>
-        <w:t xml:space="preserve">Il Katakana è il secondo alfabeto sillabico che costituisce l’alfabeto Kana; è utilizzato per trascrivere parole straniere (nomi propri e non) </w:t>
-      </w:r>
-      <w:r>
-        <w:t>o derivate dall’inglese</w:t>
-      </w:r>
-      <w:r>
-        <w:t xml:space="preserve">, e per enfatizzare del testo (potremmo considerarlo in questo caso come il nostro stampatello). </w:t>
-      </w:r>
-      <w:r>
-        <w:t>A seguire, una tabella con tutte le sillabe:</w:t>
+        <w:t>Il Katakana è il secondo alfabeto sillabico che costituisce l’alfabeto Kana; è utilizzato per trascrivere parole straniere (nomi propri e non) o derivate dall’inglese, e per enfatizzare del testo (potremmo considerarlo in questo caso come il nostro stampatello). A seguire, una tabella con tutte le sillabe:</w:t>
       </w:r>
     </w:p>
     <w:p>
@@ -1413,6 +1693,65 @@
           </wp:inline>
         </w:drawing>
       </w:r>
+    </w:p>
+    <w:p/>
+    <w:p>
+      <w:r>
+        <w:br w:type="page"/>
+      </w:r>
+    </w:p>
+    <w:p>
+      <w:pPr>
+        <w:pStyle w:val="Titolo2"/>
+      </w:pPr>
+      <w:bookmarkStart w:id="6" w:name="_Toc179736654"/>
+      <w:r>
+        <w:lastRenderedPageBreak/>
+        <w:t>1.3 Utilizzo e struttura di Hiragana e Katakana</w:t>
+      </w:r>
+      <w:bookmarkEnd w:id="6"/>
+    </w:p>
+    <w:p/>
+    <w:p>
+      <w:r>
+        <w:br w:type="page"/>
+      </w:r>
+    </w:p>
+    <w:p>
+      <w:pPr>
+        <w:pStyle w:val="Titolo1"/>
+      </w:pPr>
+      <w:bookmarkStart w:id="7" w:name="_Toc179736655"/>
+      <w:r>
+        <w:lastRenderedPageBreak/>
+        <w:t>2. Grammatica di base</w:t>
+      </w:r>
+      <w:bookmarkEnd w:id="7"/>
+    </w:p>
+    <w:p>
+      <w:r>
+        <w:t>In questa sezione saranno approfonditi i primi cenni di grammatica, quali il predicato nominale, domande e risposte brevi, complemento di specificazione (correlazione e appartenenza), pronomi e aggettivi dimostrativi, pronomi e aggettivi interrogativi e alcune particelle grammaticali.</w:t>
+      </w:r>
+    </w:p>
+    <w:p>
+      <w:pPr>
+        <w:pStyle w:val="Titolo2"/>
+      </w:pPr>
+      <w:bookmarkStart w:id="8" w:name="_Toc179736656"/>
+      <w:r>
+        <w:t>2.1 Struttura grammaticale</w:t>
+      </w:r>
+      <w:bookmarkEnd w:id="8"/>
+    </w:p>
+    <w:p>
+      <w:pPr>
+        <w:pStyle w:val="Titolo2"/>
+      </w:pPr>
+      <w:bookmarkStart w:id="9" w:name="_Toc179736657"/>
+      <w:r>
+        <w:t>2.2 Predicato nominale</w:t>
+      </w:r>
+      <w:bookmarkEnd w:id="9"/>
     </w:p>
     <w:p/>
     <w:sectPr>

--- a/Personal/Giapponese.docx
+++ b/Personal/Giapponese.docx
@@ -1137,6 +1137,9 @@
       <w:r>
         <w:t>frasi ricorrenti.</w:t>
       </w:r>
+      <w:r>
+        <w:t xml:space="preserve"> Ogni sezione è arricchita da spiegazioni semplici ma molto dettagliate, cercando di curare ogni aspetto possibile dell’argomento.</w:t>
+      </w:r>
     </w:p>
     <w:p>
       <w:r>
@@ -1284,7 +1287,23 @@
           <w:smallCaps w:val="0"/>
           <w:color w:val="auto"/>
         </w:rPr>
-        <w:t xml:space="preserve">Tutte le informazioni contenute in questo documento sono state accuratamente selezionate per coprire al meglio gli argomenti trattati e fornire una guida per assimilare </w:t>
+        <w:t xml:space="preserve">Tutte le informazioni contenute in questo documento sono state accuratamente selezionate per coprire </w:t>
+      </w:r>
+      <w:r>
+        <w:rPr>
+          <w:rStyle w:val="Riferimentodelicato"/>
+          <w:smallCaps w:val="0"/>
+          <w:color w:val="auto"/>
+        </w:rPr>
+        <w:t>pienamente</w:t>
+      </w:r>
+      <w:r>
+        <w:rPr>
+          <w:rStyle w:val="Riferimentodelicato"/>
+          <w:smallCaps w:val="0"/>
+          <w:color w:val="auto"/>
+        </w:rPr>
+        <w:t xml:space="preserve"> gli argomenti trattati e fornire una guida per assimilare </w:t>
       </w:r>
       <w:r>
         <w:rPr>
@@ -1345,7 +1364,23 @@
           <w:smallCaps w:val="0"/>
           <w:color w:val="auto"/>
         </w:rPr>
-        <w:t>Tale documento è stato interamente scritto dallo studente Giovanni Adamo</w:t>
+        <w:t xml:space="preserve">Tale documento è stato interamente scritto dallo studente Giovanni </w:t>
+      </w:r>
+      <w:r>
+        <w:rPr>
+          <w:rStyle w:val="Riferimentodelicato"/>
+          <w:smallCaps w:val="0"/>
+          <w:color w:val="auto"/>
+        </w:rPr>
+        <w:t xml:space="preserve">(Gianni) </w:t>
+      </w:r>
+      <w:r>
+        <w:rPr>
+          <w:rStyle w:val="Riferimentodelicato"/>
+          <w:smallCaps w:val="0"/>
+          <w:color w:val="auto"/>
+        </w:rPr>
+        <w:t>Adamo</w:t>
       </w:r>
       <w:r>
         <w:rPr>
@@ -1392,13 +1427,31 @@
         <w:t>tramite</w:t>
       </w:r>
       <w:r>
-        <w:t xml:space="preserve"> cui è possibile raggiunger</w:t>
+        <w:t xml:space="preserve"> </w:t>
+      </w:r>
+      <w:r>
+        <w:t>le quali</w:t>
+      </w:r>
+      <w:r>
+        <w:t xml:space="preserve"> è possibile raggiunger</w:t>
       </w:r>
       <w:r>
         <w:t>mi</w:t>
       </w:r>
       <w:r>
-        <w:t>, per contatti o visione di ulteriori produzioni (in ambito accademico e/o personale).</w:t>
+        <w:t xml:space="preserve">, per contatti </w:t>
+      </w:r>
+      <w:r>
+        <w:t>e/</w:t>
+      </w:r>
+      <w:r>
+        <w:t>o visione di ulteriori produzioni (</w:t>
+      </w:r>
+      <w:r>
+        <w:t>di</w:t>
+      </w:r>
+      <w:r>
+        <w:t xml:space="preserve"> ambito accademico o personale).</w:t>
       </w:r>
     </w:p>
     <w:p>
@@ -1512,25 +1565,200 @@
     </w:p>
     <w:p>
       <w:r>
-        <w:t xml:space="preserve">In giapponese sono utilizzati diversi metodi di scrittura, quali Romaji (il nostro alfabeto, di poco uso in Giappone o addirittura assente), i Kanji (ideogrammi) e la scrittura Kana; quest’ultima </w:t>
-      </w:r>
-      <w:r>
-        <w:t>è composta da Hiragana e Katakana.</w:t>
+        <w:t xml:space="preserve">In giapponese sono utilizzati diversi metodi di scrittura, quali </w:t>
+      </w:r>
+      <w:r>
+        <w:rPr>
+          <w:i/>
+          <w:iCs/>
+        </w:rPr>
+        <w:t>Romaji</w:t>
+      </w:r>
+      <w:r>
+        <w:t xml:space="preserve"> (il nostro alfabeto, di poco uso in Giappone o addirittura assente), i </w:t>
+      </w:r>
+      <w:r>
+        <w:rPr>
+          <w:i/>
+          <w:iCs/>
+        </w:rPr>
+        <w:t>Kanji</w:t>
+      </w:r>
+      <w:r>
+        <w:t xml:space="preserve"> (ideogrammi) e la scrittura </w:t>
+      </w:r>
+      <w:r>
+        <w:rPr>
+          <w:i/>
+          <w:iCs/>
+        </w:rPr>
+        <w:t>Kana</w:t>
+      </w:r>
+      <w:r>
+        <w:t xml:space="preserve">; quest’ultima </w:t>
+      </w:r>
+      <w:r>
+        <w:t xml:space="preserve">è </w:t>
+      </w:r>
+      <w:r>
+        <w:t xml:space="preserve">la base dell’alfabeto giapponese, ed è </w:t>
+      </w:r>
+      <w:r>
+        <w:t xml:space="preserve">composta da </w:t>
+      </w:r>
+      <w:r>
+        <w:rPr>
+          <w:i/>
+          <w:iCs/>
+        </w:rPr>
+        <w:t>Hiragana</w:t>
+      </w:r>
+      <w:r>
+        <w:t xml:space="preserve"> e </w:t>
+      </w:r>
+      <w:r>
+        <w:rPr>
+          <w:i/>
+          <w:iCs/>
+        </w:rPr>
+        <w:t>Katakana</w:t>
+      </w:r>
+      <w:r>
+        <w:t>.</w:t>
       </w:r>
     </w:p>
     <w:p>
+      <w:r>
+        <w:t xml:space="preserve">Il giapponese è scritto con una combinazione di </w:t>
+      </w:r>
+      <w:r>
+        <w:rPr>
+          <w:i/>
+          <w:iCs/>
+        </w:rPr>
+        <w:t>kanji</w:t>
+      </w:r>
+      <w:r>
+        <w:t xml:space="preserve"> e questi due </w:t>
+      </w:r>
+      <w:r>
+        <w:rPr>
+          <w:i/>
+          <w:iCs/>
+        </w:rPr>
+        <w:t>kana</w:t>
+      </w:r>
+      <w:r>
+        <w:t>.</w:t>
+      </w:r>
+    </w:p>
+    <w:p>
       <w:pPr>
         <w:pStyle w:val="Titolo2"/>
-      </w:pPr>
+        <w:numPr>
+          <w:ilvl w:val="1"/>
+          <w:numId w:val="48"/>
+        </w:numPr>
+      </w:pPr>
+      <w:r>
+        <w:t>Utilizzo e struttura dei Kana</w:t>
+      </w:r>
+    </w:p>
+    <w:p>
+      <w:pPr>
+        <w:rPr>
+          <w:rFonts w:cstheme="minorHAnsi"/>
+        </w:rPr>
+      </w:pPr>
+      <w:r>
+        <w:t>Hiragana e Katakana sono entrambi alfabeti sillabici; non esistono dunque “lettere singole” in giapponese, ma tutti gli elementi dell’alfabeto sono espressi come sillabe di due o tre lettere</w:t>
+      </w:r>
+      <w:r>
+        <w:br/>
+        <w:t xml:space="preserve">(fatta eccezione per le cinque vocali e per la </w:t>
+      </w:r>
+      <w:r>
+        <w:rPr>
+          <w:rFonts w:eastAsiaTheme="majorEastAsia" w:cstheme="minorHAnsi"/>
+          <w:i/>
+          <w:iCs/>
+        </w:rPr>
+        <w:t>N</w:t>
+      </w:r>
+      <w:r>
+        <w:rPr>
+          <w:rFonts w:cstheme="minorHAnsi"/>
+        </w:rPr>
+        <w:t xml:space="preserve">). </w:t>
+      </w:r>
+      <w:r>
+        <w:rPr>
+          <w:rFonts w:cstheme="minorHAnsi"/>
+        </w:rPr>
+        <w:t>È possibile scrivere utilizzando solo hiragana e katakana, ma siccome in giapponese molte parole sono omografe (si scrivono allo stesso modo ma hanno significati diversi), allora l’uso dei kanji è praticamente essenziale.</w:t>
+      </w:r>
+    </w:p>
+    <w:p>
+      <w:pPr>
+        <w:rPr>
+          <w:rFonts w:cstheme="minorHAnsi"/>
+        </w:rPr>
+      </w:pPr>
+      <w:r>
+        <w:rPr>
+          <w:rFonts w:cstheme="minorHAnsi"/>
+        </w:rPr>
+        <w:t xml:space="preserve">Possiamo inoltre dare una maggiore specificazione ai singoli alfabeti kana: lo hiragana è utilizzato per scrivere molti avverbi e particelle grammaticali, o esplicitare la lettura di un kanji non conosciuto; inoltre, molti giapponesi, utilizzano lo hiragana anche a sostituzione di alcuni kanji se troppo complessi, sconosciuti, o se il testo è già appesantito da un numero elevato di </w:t>
+      </w:r>
+      <w:r>
+        <w:rPr>
+          <w:rFonts w:cstheme="minorHAnsi"/>
+        </w:rPr>
+        <w:t>ideogrammi</w:t>
+      </w:r>
+      <w:r>
+        <w:rPr>
+          <w:rFonts w:cstheme="minorHAnsi"/>
+        </w:rPr>
+        <w:t>.</w:t>
+      </w:r>
+    </w:p>
+    <w:p>
+      <w:r>
+        <w:rPr>
+          <w:rFonts w:cstheme="minorHAnsi"/>
+        </w:rPr>
+        <w:t>Il katakana, invece, è utilizzato per scrivere termini stranieri, onomatopee, prestiti linguistici o nomi di un settore specifico (ambito scientifico, medico, ecc…); inoltre, è usato anche semplicemente per enfatizzare parti del testo e distinguerle dal corpo principale di hiragana e kanji.</w:t>
+      </w:r>
       <w:bookmarkStart w:id="4" w:name="_Toc179736652"/>
-      <w:r>
+    </w:p>
+    <w:p>
+      <w:pPr>
+        <w:rPr>
+          <w:rFonts w:asciiTheme="majorHAnsi" w:eastAsiaTheme="majorEastAsia" w:hAnsiTheme="majorHAnsi" w:cstheme="majorBidi"/>
+          <w:b/>
+          <w:color w:val="000000" w:themeColor="text1"/>
+          <w:sz w:val="30"/>
+          <w:szCs w:val="26"/>
+        </w:rPr>
+      </w:pPr>
+      <w:r>
+        <w:br w:type="page"/>
+      </w:r>
+    </w:p>
+    <w:p>
+      <w:pPr>
+        <w:pStyle w:val="Titolo2"/>
+      </w:pPr>
+      <w:r>
+        <w:lastRenderedPageBreak/>
         <w:t>1</w:t>
       </w:r>
       <w:r>
         <w:t>.</w:t>
       </w:r>
       <w:r>
-        <w:t>1</w:t>
+        <w:t>2</w:t>
       </w:r>
       <w:r>
         <w:t xml:space="preserve"> Hiragana</w:t>
@@ -1545,7 +1773,16 @@
         <w:t>è un alfabeto sillabico usato per</w:t>
       </w:r>
       <w:r>
-        <w:t xml:space="preserve"> implementare nel testo numerose particelle grammaticali o a scrivere determinate parole; è possibile addirittura sostituire completamente i Kanji utilizzando la loro pronuncia scritta in Hiragana. A seguire, una tabella </w:t>
+        <w:t xml:space="preserve"> implementare nel testo numerose particelle grammaticali o a scrivere determinate parole; è possibile addirittura sostituire completamente i Kanji utilizzando la loro pronuncia scritta in </w:t>
+      </w:r>
+      <w:r>
+        <w:rPr>
+          <w:rFonts w:cstheme="minorHAnsi"/>
+        </w:rPr>
+        <w:t>Hiragana. A seguire, una</w:t>
+      </w:r>
+      <w:r>
+        <w:t xml:space="preserve"> tabella </w:t>
       </w:r>
       <w:r>
         <w:t>con tutte</w:t>
@@ -1566,9 +1803,9 @@
           <w:noProof/>
         </w:rPr>
         <w:drawing>
-          <wp:inline distT="0" distB="0" distL="0" distR="0" wp14:anchorId="3A217889" wp14:editId="67C68A9F">
-            <wp:extent cx="5374235" cy="6948000"/>
-            <wp:effectExtent l="0" t="0" r="0" b="5715"/>
+          <wp:inline distT="0" distB="0" distL="0" distR="0" wp14:anchorId="3A217889" wp14:editId="03A9BCF4">
+            <wp:extent cx="6122416" cy="7915275"/>
+            <wp:effectExtent l="0" t="0" r="0" b="0"/>
             <wp:docPr id="1142388208" name="Immagine 2"/>
             <wp:cNvGraphicFramePr>
               <a:graphicFrameLocks xmlns:a="http://schemas.openxmlformats.org/drawingml/2006/main" noChangeAspect="1"/>
@@ -1598,7 +1835,7 @@
                   <pic:spPr bwMode="auto">
                     <a:xfrm>
                       <a:off x="0" y="0"/>
-                      <a:ext cx="5374235" cy="6948000"/>
+                      <a:ext cx="6139562" cy="7937442"/>
                     </a:xfrm>
                     <a:prstGeom prst="rect">
                       <a:avLst/>
@@ -1622,7 +1859,13 @@
       <w:bookmarkStart w:id="5" w:name="_Toc179736653"/>
       <w:r>
         <w:lastRenderedPageBreak/>
-        <w:t>1.2 Katakana</w:t>
+        <w:t>1.</w:t>
+      </w:r>
+      <w:r>
+        <w:t>3</w:t>
+      </w:r>
+      <w:r>
+        <w:t xml:space="preserve"> Katakana</w:t>
       </w:r>
       <w:bookmarkEnd w:id="5"/>
     </w:p>
@@ -1695,63 +1938,49 @@
       </w:r>
     </w:p>
     <w:p/>
+    <w:p/>
+    <w:p/>
     <w:p>
       <w:r>
+        <w:lastRenderedPageBreak/>
         <w:br w:type="page"/>
       </w:r>
     </w:p>
     <w:p>
       <w:pPr>
-        <w:pStyle w:val="Titolo2"/>
-      </w:pPr>
-      <w:bookmarkStart w:id="6" w:name="_Toc179736654"/>
+        <w:pStyle w:val="Titolo1"/>
+      </w:pPr>
+      <w:bookmarkStart w:id="6" w:name="_Toc179736655"/>
       <w:r>
         <w:lastRenderedPageBreak/>
-        <w:t>1.3 Utilizzo e struttura di Hiragana e Katakana</w:t>
+        <w:t>2. Grammatica di base</w:t>
       </w:r>
       <w:bookmarkEnd w:id="6"/>
     </w:p>
-    <w:p/>
     <w:p>
       <w:r>
-        <w:br w:type="page"/>
+        <w:t>In questa sezione saranno approfonditi i primi cenni di grammatica, quali il predicato nominale, domande e risposte brevi, complemento di specificazione (correlazione e appartenenza), pronomi e aggettivi dimostrativi, pronomi e aggettivi interrogativi e alcune particelle grammaticali.</w:t>
       </w:r>
     </w:p>
     <w:p>
       <w:pPr>
-        <w:pStyle w:val="Titolo1"/>
-      </w:pPr>
-      <w:bookmarkStart w:id="7" w:name="_Toc179736655"/>
-      <w:r>
-        <w:lastRenderedPageBreak/>
-        <w:t>2. Grammatica di base</w:t>
+        <w:pStyle w:val="Titolo2"/>
+      </w:pPr>
+      <w:bookmarkStart w:id="7" w:name="_Toc179736656"/>
+      <w:r>
+        <w:t>2.1 Struttura grammaticale</w:t>
       </w:r>
       <w:bookmarkEnd w:id="7"/>
     </w:p>
     <w:p>
-      <w:r>
-        <w:t>In questa sezione saranno approfonditi i primi cenni di grammatica, quali il predicato nominale, domande e risposte brevi, complemento di specificazione (correlazione e appartenenza), pronomi e aggettivi dimostrativi, pronomi e aggettivi interrogativi e alcune particelle grammaticali.</w:t>
-      </w:r>
-    </w:p>
-    <w:p>
       <w:pPr>
         <w:pStyle w:val="Titolo2"/>
       </w:pPr>
-      <w:bookmarkStart w:id="8" w:name="_Toc179736656"/>
-      <w:r>
-        <w:t>2.1 Struttura grammaticale</w:t>
+      <w:bookmarkStart w:id="8" w:name="_Toc179736657"/>
+      <w:r>
+        <w:t>2.2 Predicato nominale</w:t>
       </w:r>
       <w:bookmarkEnd w:id="8"/>
-    </w:p>
-    <w:p>
-      <w:pPr>
-        <w:pStyle w:val="Titolo2"/>
-      </w:pPr>
-      <w:bookmarkStart w:id="9" w:name="_Toc179736657"/>
-      <w:r>
-        <w:t>2.2 Predicato nominale</w:t>
-      </w:r>
-      <w:bookmarkEnd w:id="9"/>
     </w:p>
     <w:p/>
     <w:sectPr>
@@ -2326,6 +2555,119 @@
     </w:lvl>
   </w:abstractNum>
   <w:abstractNum w:abstractNumId="4" w15:restartNumberingAfterBreak="0">
+    <w:nsid w:val="159707F6"/>
+    <w:multiLevelType w:val="multilevel"/>
+    <w:tmpl w:val="1DBAE5D2"/>
+    <w:lvl w:ilvl="0">
+      <w:start w:val="1"/>
+      <w:numFmt w:val="decimal"/>
+      <w:lvlText w:val="%1"/>
+      <w:lvlJc w:val="left"/>
+      <w:pPr>
+        <w:ind w:left="480" w:hanging="480"/>
+      </w:pPr>
+      <w:rPr>
+        <w:rFonts w:hint="default"/>
+      </w:rPr>
+    </w:lvl>
+    <w:lvl w:ilvl="1">
+      <w:start w:val="1"/>
+      <w:numFmt w:val="decimal"/>
+      <w:lvlText w:val="%1.%2"/>
+      <w:lvlJc w:val="left"/>
+      <w:pPr>
+        <w:ind w:left="480" w:hanging="480"/>
+      </w:pPr>
+      <w:rPr>
+        <w:rFonts w:hint="default"/>
+      </w:rPr>
+    </w:lvl>
+    <w:lvl w:ilvl="2">
+      <w:start w:val="1"/>
+      <w:numFmt w:val="decimal"/>
+      <w:lvlText w:val="%1.%2.%3"/>
+      <w:lvlJc w:val="left"/>
+      <w:pPr>
+        <w:ind w:left="720" w:hanging="720"/>
+      </w:pPr>
+      <w:rPr>
+        <w:rFonts w:hint="default"/>
+      </w:rPr>
+    </w:lvl>
+    <w:lvl w:ilvl="3">
+      <w:start w:val="1"/>
+      <w:numFmt w:val="decimal"/>
+      <w:lvlText w:val="%1.%2.%3.%4"/>
+      <w:lvlJc w:val="left"/>
+      <w:pPr>
+        <w:ind w:left="720" w:hanging="720"/>
+      </w:pPr>
+      <w:rPr>
+        <w:rFonts w:hint="default"/>
+      </w:rPr>
+    </w:lvl>
+    <w:lvl w:ilvl="4">
+      <w:start w:val="1"/>
+      <w:numFmt w:val="decimal"/>
+      <w:lvlText w:val="%1.%2.%3.%4.%5"/>
+      <w:lvlJc w:val="left"/>
+      <w:pPr>
+        <w:ind w:left="1080" w:hanging="1080"/>
+      </w:pPr>
+      <w:rPr>
+        <w:rFonts w:hint="default"/>
+      </w:rPr>
+    </w:lvl>
+    <w:lvl w:ilvl="5">
+      <w:start w:val="1"/>
+      <w:numFmt w:val="decimal"/>
+      <w:lvlText w:val="%1.%2.%3.%4.%5.%6"/>
+      <w:lvlJc w:val="left"/>
+      <w:pPr>
+        <w:ind w:left="1080" w:hanging="1080"/>
+      </w:pPr>
+      <w:rPr>
+        <w:rFonts w:hint="default"/>
+      </w:rPr>
+    </w:lvl>
+    <w:lvl w:ilvl="6">
+      <w:start w:val="1"/>
+      <w:numFmt w:val="decimal"/>
+      <w:lvlText w:val="%1.%2.%3.%4.%5.%6.%7"/>
+      <w:lvlJc w:val="left"/>
+      <w:pPr>
+        <w:ind w:left="1440" w:hanging="1440"/>
+      </w:pPr>
+      <w:rPr>
+        <w:rFonts w:hint="default"/>
+      </w:rPr>
+    </w:lvl>
+    <w:lvl w:ilvl="7">
+      <w:start w:val="1"/>
+      <w:numFmt w:val="decimal"/>
+      <w:lvlText w:val="%1.%2.%3.%4.%5.%6.%7.%8"/>
+      <w:lvlJc w:val="left"/>
+      <w:pPr>
+        <w:ind w:left="1440" w:hanging="1440"/>
+      </w:pPr>
+      <w:rPr>
+        <w:rFonts w:hint="default"/>
+      </w:rPr>
+    </w:lvl>
+    <w:lvl w:ilvl="8">
+      <w:start w:val="1"/>
+      <w:numFmt w:val="decimal"/>
+      <w:lvlText w:val="%1.%2.%3.%4.%5.%6.%7.%8.%9"/>
+      <w:lvlJc w:val="left"/>
+      <w:pPr>
+        <w:ind w:left="1800" w:hanging="1800"/>
+      </w:pPr>
+      <w:rPr>
+        <w:rFonts w:hint="default"/>
+      </w:rPr>
+    </w:lvl>
+  </w:abstractNum>
+  <w:abstractNum w:abstractNumId="5" w15:restartNumberingAfterBreak="0">
     <w:nsid w:val="173207AE"/>
     <w:multiLevelType w:val="hybridMultilevel"/>
     <w:tmpl w:val="8CBA35DA"/>
@@ -2438,7 +2780,7 @@
       </w:rPr>
     </w:lvl>
   </w:abstractNum>
-  <w:abstractNum w:abstractNumId="5" w15:restartNumberingAfterBreak="0">
+  <w:abstractNum w:abstractNumId="6" w15:restartNumberingAfterBreak="0">
     <w:nsid w:val="17E54FC1"/>
     <w:multiLevelType w:val="hybridMultilevel"/>
     <w:tmpl w:val="B4C8F046"/>
@@ -2551,7 +2893,7 @@
       </w:rPr>
     </w:lvl>
   </w:abstractNum>
-  <w:abstractNum w:abstractNumId="6" w15:restartNumberingAfterBreak="0">
+  <w:abstractNum w:abstractNumId="7" w15:restartNumberingAfterBreak="0">
     <w:nsid w:val="1CA810B2"/>
     <w:multiLevelType w:val="hybridMultilevel"/>
     <w:tmpl w:val="67244E96"/>
@@ -2664,7 +3006,7 @@
       </w:rPr>
     </w:lvl>
   </w:abstractNum>
-  <w:abstractNum w:abstractNumId="7" w15:restartNumberingAfterBreak="0">
+  <w:abstractNum w:abstractNumId="8" w15:restartNumberingAfterBreak="0">
     <w:nsid w:val="1CAC2E3C"/>
     <w:multiLevelType w:val="hybridMultilevel"/>
     <w:tmpl w:val="FBB26394"/>
@@ -2777,7 +3119,7 @@
       </w:rPr>
     </w:lvl>
   </w:abstractNum>
-  <w:abstractNum w:abstractNumId="8" w15:restartNumberingAfterBreak="0">
+  <w:abstractNum w:abstractNumId="9" w15:restartNumberingAfterBreak="0">
     <w:nsid w:val="1CB3456D"/>
     <w:multiLevelType w:val="hybridMultilevel"/>
     <w:tmpl w:val="434C1FF0"/>
@@ -2890,7 +3232,7 @@
       </w:rPr>
     </w:lvl>
   </w:abstractNum>
-  <w:abstractNum w:abstractNumId="9" w15:restartNumberingAfterBreak="0">
+  <w:abstractNum w:abstractNumId="10" w15:restartNumberingAfterBreak="0">
     <w:nsid w:val="1CD83533"/>
     <w:multiLevelType w:val="hybridMultilevel"/>
     <w:tmpl w:val="5F72FC46"/>
@@ -3003,7 +3345,7 @@
       </w:rPr>
     </w:lvl>
   </w:abstractNum>
-  <w:abstractNum w:abstractNumId="10" w15:restartNumberingAfterBreak="0">
+  <w:abstractNum w:abstractNumId="11" w15:restartNumberingAfterBreak="0">
     <w:nsid w:val="1EC47656"/>
     <w:multiLevelType w:val="hybridMultilevel"/>
     <w:tmpl w:val="2D16067C"/>
@@ -3116,7 +3458,7 @@
       </w:rPr>
     </w:lvl>
   </w:abstractNum>
-  <w:abstractNum w:abstractNumId="11" w15:restartNumberingAfterBreak="0">
+  <w:abstractNum w:abstractNumId="12" w15:restartNumberingAfterBreak="0">
     <w:nsid w:val="227B7AEA"/>
     <w:multiLevelType w:val="hybridMultilevel"/>
     <w:tmpl w:val="64E06DF2"/>
@@ -3229,7 +3571,7 @@
       </w:rPr>
     </w:lvl>
   </w:abstractNum>
-  <w:abstractNum w:abstractNumId="12" w15:restartNumberingAfterBreak="0">
+  <w:abstractNum w:abstractNumId="13" w15:restartNumberingAfterBreak="0">
     <w:nsid w:val="24A03F36"/>
     <w:multiLevelType w:val="hybridMultilevel"/>
     <w:tmpl w:val="68C6EE64"/>
@@ -3342,7 +3684,7 @@
       </w:rPr>
     </w:lvl>
   </w:abstractNum>
-  <w:abstractNum w:abstractNumId="13" w15:restartNumberingAfterBreak="0">
+  <w:abstractNum w:abstractNumId="14" w15:restartNumberingAfterBreak="0">
     <w:nsid w:val="258C1F4A"/>
     <w:multiLevelType w:val="hybridMultilevel"/>
     <w:tmpl w:val="FE2EB4BE"/>
@@ -3455,7 +3797,7 @@
       </w:rPr>
     </w:lvl>
   </w:abstractNum>
-  <w:abstractNum w:abstractNumId="14" w15:restartNumberingAfterBreak="0">
+  <w:abstractNum w:abstractNumId="15" w15:restartNumberingAfterBreak="0">
     <w:nsid w:val="29445D87"/>
     <w:multiLevelType w:val="hybridMultilevel"/>
     <w:tmpl w:val="9BEC5782"/>
@@ -3568,7 +3910,7 @@
       </w:rPr>
     </w:lvl>
   </w:abstractNum>
-  <w:abstractNum w:abstractNumId="15" w15:restartNumberingAfterBreak="0">
+  <w:abstractNum w:abstractNumId="16" w15:restartNumberingAfterBreak="0">
     <w:nsid w:val="2BC13F73"/>
     <w:multiLevelType w:val="hybridMultilevel"/>
     <w:tmpl w:val="A0CC59B8"/>
@@ -3681,7 +4023,7 @@
       </w:rPr>
     </w:lvl>
   </w:abstractNum>
-  <w:abstractNum w:abstractNumId="16" w15:restartNumberingAfterBreak="0">
+  <w:abstractNum w:abstractNumId="17" w15:restartNumberingAfterBreak="0">
     <w:nsid w:val="2D751AF9"/>
     <w:multiLevelType w:val="hybridMultilevel"/>
     <w:tmpl w:val="EB9201C4"/>
@@ -3794,7 +4136,7 @@
       </w:rPr>
     </w:lvl>
   </w:abstractNum>
-  <w:abstractNum w:abstractNumId="17" w15:restartNumberingAfterBreak="0">
+  <w:abstractNum w:abstractNumId="18" w15:restartNumberingAfterBreak="0">
     <w:nsid w:val="3180412F"/>
     <w:multiLevelType w:val="hybridMultilevel"/>
     <w:tmpl w:val="CD3270B2"/>
@@ -3907,7 +4249,7 @@
       </w:rPr>
     </w:lvl>
   </w:abstractNum>
-  <w:abstractNum w:abstractNumId="18" w15:restartNumberingAfterBreak="0">
+  <w:abstractNum w:abstractNumId="19" w15:restartNumberingAfterBreak="0">
     <w:nsid w:val="32F65646"/>
     <w:multiLevelType w:val="hybridMultilevel"/>
     <w:tmpl w:val="F95A8270"/>
@@ -4020,7 +4362,7 @@
       </w:rPr>
     </w:lvl>
   </w:abstractNum>
-  <w:abstractNum w:abstractNumId="19" w15:restartNumberingAfterBreak="0">
+  <w:abstractNum w:abstractNumId="20" w15:restartNumberingAfterBreak="0">
     <w:nsid w:val="36B8765D"/>
     <w:multiLevelType w:val="hybridMultilevel"/>
     <w:tmpl w:val="3BE2A5EA"/>
@@ -4133,7 +4475,7 @@
       </w:rPr>
     </w:lvl>
   </w:abstractNum>
-  <w:abstractNum w:abstractNumId="20" w15:restartNumberingAfterBreak="0">
+  <w:abstractNum w:abstractNumId="21" w15:restartNumberingAfterBreak="0">
     <w:nsid w:val="38DA53F0"/>
     <w:multiLevelType w:val="hybridMultilevel"/>
     <w:tmpl w:val="BCAA4998"/>
@@ -4246,7 +4588,7 @@
       </w:rPr>
     </w:lvl>
   </w:abstractNum>
-  <w:abstractNum w:abstractNumId="21" w15:restartNumberingAfterBreak="0">
+  <w:abstractNum w:abstractNumId="22" w15:restartNumberingAfterBreak="0">
     <w:nsid w:val="399A05D2"/>
     <w:multiLevelType w:val="hybridMultilevel"/>
     <w:tmpl w:val="D4E4D3C0"/>
@@ -4359,7 +4701,7 @@
       </w:rPr>
     </w:lvl>
   </w:abstractNum>
-  <w:abstractNum w:abstractNumId="22" w15:restartNumberingAfterBreak="0">
+  <w:abstractNum w:abstractNumId="23" w15:restartNumberingAfterBreak="0">
     <w:nsid w:val="3AC71349"/>
     <w:multiLevelType w:val="hybridMultilevel"/>
     <w:tmpl w:val="2B7ED954"/>
@@ -4472,7 +4814,7 @@
       </w:rPr>
     </w:lvl>
   </w:abstractNum>
-  <w:abstractNum w:abstractNumId="23" w15:restartNumberingAfterBreak="0">
+  <w:abstractNum w:abstractNumId="24" w15:restartNumberingAfterBreak="0">
     <w:nsid w:val="3B4F7C88"/>
     <w:multiLevelType w:val="hybridMultilevel"/>
     <w:tmpl w:val="8DA2FB42"/>
@@ -4585,7 +4927,7 @@
       </w:rPr>
     </w:lvl>
   </w:abstractNum>
-  <w:abstractNum w:abstractNumId="24" w15:restartNumberingAfterBreak="0">
+  <w:abstractNum w:abstractNumId="25" w15:restartNumberingAfterBreak="0">
     <w:nsid w:val="3DB75EF6"/>
     <w:multiLevelType w:val="hybridMultilevel"/>
     <w:tmpl w:val="7766DFC0"/>
@@ -4698,7 +5040,7 @@
       </w:rPr>
     </w:lvl>
   </w:abstractNum>
-  <w:abstractNum w:abstractNumId="25" w15:restartNumberingAfterBreak="0">
+  <w:abstractNum w:abstractNumId="26" w15:restartNumberingAfterBreak="0">
     <w:nsid w:val="42E6267A"/>
     <w:multiLevelType w:val="hybridMultilevel"/>
     <w:tmpl w:val="A8B26920"/>
@@ -4811,7 +5153,7 @@
       </w:rPr>
     </w:lvl>
   </w:abstractNum>
-  <w:abstractNum w:abstractNumId="26" w15:restartNumberingAfterBreak="0">
+  <w:abstractNum w:abstractNumId="27" w15:restartNumberingAfterBreak="0">
     <w:nsid w:val="47721F6B"/>
     <w:multiLevelType w:val="hybridMultilevel"/>
     <w:tmpl w:val="22AA14E6"/>
@@ -4924,7 +5266,7 @@
       </w:rPr>
     </w:lvl>
   </w:abstractNum>
-  <w:abstractNum w:abstractNumId="27" w15:restartNumberingAfterBreak="0">
+  <w:abstractNum w:abstractNumId="28" w15:restartNumberingAfterBreak="0">
     <w:nsid w:val="49E928DB"/>
     <w:multiLevelType w:val="hybridMultilevel"/>
     <w:tmpl w:val="01DCA99A"/>
@@ -5037,7 +5379,7 @@
       </w:rPr>
     </w:lvl>
   </w:abstractNum>
-  <w:abstractNum w:abstractNumId="28" w15:restartNumberingAfterBreak="0">
+  <w:abstractNum w:abstractNumId="29" w15:restartNumberingAfterBreak="0">
     <w:nsid w:val="508E2E07"/>
     <w:multiLevelType w:val="hybridMultilevel"/>
     <w:tmpl w:val="075C9D0C"/>
@@ -5150,7 +5492,7 @@
       </w:rPr>
     </w:lvl>
   </w:abstractNum>
-  <w:abstractNum w:abstractNumId="29" w15:restartNumberingAfterBreak="0">
+  <w:abstractNum w:abstractNumId="30" w15:restartNumberingAfterBreak="0">
     <w:nsid w:val="50ED4DF0"/>
     <w:multiLevelType w:val="hybridMultilevel"/>
     <w:tmpl w:val="492C90A2"/>
@@ -5263,7 +5605,7 @@
       </w:rPr>
     </w:lvl>
   </w:abstractNum>
-  <w:abstractNum w:abstractNumId="30" w15:restartNumberingAfterBreak="0">
+  <w:abstractNum w:abstractNumId="31" w15:restartNumberingAfterBreak="0">
     <w:nsid w:val="562B70AB"/>
     <w:multiLevelType w:val="hybridMultilevel"/>
     <w:tmpl w:val="2552308C"/>
@@ -5376,7 +5718,7 @@
       </w:rPr>
     </w:lvl>
   </w:abstractNum>
-  <w:abstractNum w:abstractNumId="31" w15:restartNumberingAfterBreak="0">
+  <w:abstractNum w:abstractNumId="32" w15:restartNumberingAfterBreak="0">
     <w:nsid w:val="583646D3"/>
     <w:multiLevelType w:val="hybridMultilevel"/>
     <w:tmpl w:val="C1D2436E"/>
@@ -5489,7 +5831,7 @@
       </w:rPr>
     </w:lvl>
   </w:abstractNum>
-  <w:abstractNum w:abstractNumId="32" w15:restartNumberingAfterBreak="0">
+  <w:abstractNum w:abstractNumId="33" w15:restartNumberingAfterBreak="0">
     <w:nsid w:val="58A04815"/>
     <w:multiLevelType w:val="hybridMultilevel"/>
     <w:tmpl w:val="23722966"/>
@@ -5602,7 +5944,7 @@
       </w:rPr>
     </w:lvl>
   </w:abstractNum>
-  <w:abstractNum w:abstractNumId="33" w15:restartNumberingAfterBreak="0">
+  <w:abstractNum w:abstractNumId="34" w15:restartNumberingAfterBreak="0">
     <w:nsid w:val="5B97746A"/>
     <w:multiLevelType w:val="hybridMultilevel"/>
     <w:tmpl w:val="C9C40FE0"/>
@@ -5715,7 +6057,7 @@
       </w:rPr>
     </w:lvl>
   </w:abstractNum>
-  <w:abstractNum w:abstractNumId="34" w15:restartNumberingAfterBreak="0">
+  <w:abstractNum w:abstractNumId="35" w15:restartNumberingAfterBreak="0">
     <w:nsid w:val="5C5E3D8C"/>
     <w:multiLevelType w:val="hybridMultilevel"/>
     <w:tmpl w:val="B97097DC"/>
@@ -5828,7 +6170,7 @@
       </w:rPr>
     </w:lvl>
   </w:abstractNum>
-  <w:abstractNum w:abstractNumId="35" w15:restartNumberingAfterBreak="0">
+  <w:abstractNum w:abstractNumId="36" w15:restartNumberingAfterBreak="0">
     <w:nsid w:val="62406EA7"/>
     <w:multiLevelType w:val="hybridMultilevel"/>
     <w:tmpl w:val="B192C9F8"/>
@@ -5941,7 +6283,7 @@
       </w:rPr>
     </w:lvl>
   </w:abstractNum>
-  <w:abstractNum w:abstractNumId="36" w15:restartNumberingAfterBreak="0">
+  <w:abstractNum w:abstractNumId="37" w15:restartNumberingAfterBreak="0">
     <w:nsid w:val="658A1D16"/>
     <w:multiLevelType w:val="hybridMultilevel"/>
     <w:tmpl w:val="FDA4205E"/>
@@ -6054,7 +6396,7 @@
       </w:rPr>
     </w:lvl>
   </w:abstractNum>
-  <w:abstractNum w:abstractNumId="37" w15:restartNumberingAfterBreak="0">
+  <w:abstractNum w:abstractNumId="38" w15:restartNumberingAfterBreak="0">
     <w:nsid w:val="65954A2D"/>
     <w:multiLevelType w:val="hybridMultilevel"/>
     <w:tmpl w:val="EBC0BF0E"/>
@@ -6167,7 +6509,7 @@
       </w:rPr>
     </w:lvl>
   </w:abstractNum>
-  <w:abstractNum w:abstractNumId="38" w15:restartNumberingAfterBreak="0">
+  <w:abstractNum w:abstractNumId="39" w15:restartNumberingAfterBreak="0">
     <w:nsid w:val="65D14F79"/>
     <w:multiLevelType w:val="hybridMultilevel"/>
     <w:tmpl w:val="510214FC"/>
@@ -6280,7 +6622,7 @@
       </w:rPr>
     </w:lvl>
   </w:abstractNum>
-  <w:abstractNum w:abstractNumId="39" w15:restartNumberingAfterBreak="0">
+  <w:abstractNum w:abstractNumId="40" w15:restartNumberingAfterBreak="0">
     <w:nsid w:val="66CE3AF0"/>
     <w:multiLevelType w:val="hybridMultilevel"/>
     <w:tmpl w:val="9BF0B22E"/>
@@ -6393,7 +6735,7 @@
       </w:rPr>
     </w:lvl>
   </w:abstractNum>
-  <w:abstractNum w:abstractNumId="40" w15:restartNumberingAfterBreak="0">
+  <w:abstractNum w:abstractNumId="41" w15:restartNumberingAfterBreak="0">
     <w:nsid w:val="6A9F1F88"/>
     <w:multiLevelType w:val="hybridMultilevel"/>
     <w:tmpl w:val="BCC42004"/>
@@ -6506,7 +6848,7 @@
       </w:rPr>
     </w:lvl>
   </w:abstractNum>
-  <w:abstractNum w:abstractNumId="41" w15:restartNumberingAfterBreak="0">
+  <w:abstractNum w:abstractNumId="42" w15:restartNumberingAfterBreak="0">
     <w:nsid w:val="6B4333FF"/>
     <w:multiLevelType w:val="hybridMultilevel"/>
     <w:tmpl w:val="096844E2"/>
@@ -6619,7 +6961,7 @@
       </w:rPr>
     </w:lvl>
   </w:abstractNum>
-  <w:abstractNum w:abstractNumId="42" w15:restartNumberingAfterBreak="0">
+  <w:abstractNum w:abstractNumId="43" w15:restartNumberingAfterBreak="0">
     <w:nsid w:val="70FB2E55"/>
     <w:multiLevelType w:val="hybridMultilevel"/>
     <w:tmpl w:val="7480CC58"/>
@@ -6732,7 +7074,7 @@
       </w:rPr>
     </w:lvl>
   </w:abstractNum>
-  <w:abstractNum w:abstractNumId="43" w15:restartNumberingAfterBreak="0">
+  <w:abstractNum w:abstractNumId="44" w15:restartNumberingAfterBreak="0">
     <w:nsid w:val="72417D20"/>
     <w:multiLevelType w:val="hybridMultilevel"/>
     <w:tmpl w:val="1A02FD1C"/>
@@ -6845,7 +7187,7 @@
       </w:rPr>
     </w:lvl>
   </w:abstractNum>
-  <w:abstractNum w:abstractNumId="44" w15:restartNumberingAfterBreak="0">
+  <w:abstractNum w:abstractNumId="45" w15:restartNumberingAfterBreak="0">
     <w:nsid w:val="75243390"/>
     <w:multiLevelType w:val="hybridMultilevel"/>
     <w:tmpl w:val="A02E9182"/>
@@ -6958,7 +7300,7 @@
       </w:rPr>
     </w:lvl>
   </w:abstractNum>
-  <w:abstractNum w:abstractNumId="45" w15:restartNumberingAfterBreak="0">
+  <w:abstractNum w:abstractNumId="46" w15:restartNumberingAfterBreak="0">
     <w:nsid w:val="78E377EE"/>
     <w:multiLevelType w:val="hybridMultilevel"/>
     <w:tmpl w:val="4D6476CC"/>
@@ -7071,7 +7413,7 @@
       </w:rPr>
     </w:lvl>
   </w:abstractNum>
-  <w:abstractNum w:abstractNumId="46" w15:restartNumberingAfterBreak="0">
+  <w:abstractNum w:abstractNumId="47" w15:restartNumberingAfterBreak="0">
     <w:nsid w:val="7FCC0BF3"/>
     <w:multiLevelType w:val="hybridMultilevel"/>
     <w:tmpl w:val="5008DC92"/>
@@ -7185,144 +7527,147 @@
     </w:lvl>
   </w:abstractNum>
   <w:num w:numId="1" w16cid:durableId="1743523909">
-    <w:abstractNumId w:val="31"/>
+    <w:abstractNumId w:val="32"/>
   </w:num>
   <w:num w:numId="2" w16cid:durableId="612371807">
-    <w:abstractNumId w:val="21"/>
+    <w:abstractNumId w:val="22"/>
   </w:num>
   <w:num w:numId="3" w16cid:durableId="634601290">
-    <w:abstractNumId w:val="25"/>
+    <w:abstractNumId w:val="26"/>
   </w:num>
   <w:num w:numId="4" w16cid:durableId="1149250743">
-    <w:abstractNumId w:val="19"/>
+    <w:abstractNumId w:val="20"/>
   </w:num>
   <w:num w:numId="5" w16cid:durableId="32929092">
     <w:abstractNumId w:val="0"/>
   </w:num>
   <w:num w:numId="6" w16cid:durableId="1093284848">
-    <w:abstractNumId w:val="20"/>
+    <w:abstractNumId w:val="21"/>
   </w:num>
   <w:num w:numId="7" w16cid:durableId="1644044039">
     <w:abstractNumId w:val="1"/>
   </w:num>
   <w:num w:numId="8" w16cid:durableId="445776852">
-    <w:abstractNumId w:val="5"/>
+    <w:abstractNumId w:val="6"/>
   </w:num>
   <w:num w:numId="9" w16cid:durableId="1149443137">
+    <w:abstractNumId w:val="11"/>
+  </w:num>
+  <w:num w:numId="10" w16cid:durableId="1473327688">
+    <w:abstractNumId w:val="24"/>
+  </w:num>
+  <w:num w:numId="11" w16cid:durableId="1633556597">
+    <w:abstractNumId w:val="44"/>
+  </w:num>
+  <w:num w:numId="12" w16cid:durableId="758790461">
     <w:abstractNumId w:val="10"/>
   </w:num>
-  <w:num w:numId="10" w16cid:durableId="1473327688">
+  <w:num w:numId="13" w16cid:durableId="1596474835">
+    <w:abstractNumId w:val="38"/>
+  </w:num>
+  <w:num w:numId="14" w16cid:durableId="896475580">
+    <w:abstractNumId w:val="37"/>
+  </w:num>
+  <w:num w:numId="15" w16cid:durableId="151218727">
     <w:abstractNumId w:val="23"/>
   </w:num>
-  <w:num w:numId="11" w16cid:durableId="1633556597">
-    <w:abstractNumId w:val="43"/>
-  </w:num>
-  <w:num w:numId="12" w16cid:durableId="758790461">
-    <w:abstractNumId w:val="9"/>
-  </w:num>
-  <w:num w:numId="13" w16cid:durableId="1596474835">
-    <w:abstractNumId w:val="37"/>
-  </w:num>
-  <w:num w:numId="14" w16cid:durableId="896475580">
-    <w:abstractNumId w:val="36"/>
-  </w:num>
-  <w:num w:numId="15" w16cid:durableId="151218727">
-    <w:abstractNumId w:val="22"/>
-  </w:num>
   <w:num w:numId="16" w16cid:durableId="1361012317">
-    <w:abstractNumId w:val="29"/>
+    <w:abstractNumId w:val="30"/>
   </w:num>
   <w:num w:numId="17" w16cid:durableId="1347174226">
-    <w:abstractNumId w:val="38"/>
+    <w:abstractNumId w:val="39"/>
   </w:num>
   <w:num w:numId="18" w16cid:durableId="1463234472">
-    <w:abstractNumId w:val="45"/>
+    <w:abstractNumId w:val="46"/>
   </w:num>
   <w:num w:numId="19" w16cid:durableId="1653950993">
-    <w:abstractNumId w:val="18"/>
+    <w:abstractNumId w:val="19"/>
   </w:num>
   <w:num w:numId="20" w16cid:durableId="1712067604">
-    <w:abstractNumId w:val="41"/>
+    <w:abstractNumId w:val="42"/>
   </w:num>
   <w:num w:numId="21" w16cid:durableId="588972247">
-    <w:abstractNumId w:val="35"/>
+    <w:abstractNumId w:val="36"/>
   </w:num>
   <w:num w:numId="22" w16cid:durableId="956716684">
     <w:abstractNumId w:val="3"/>
   </w:num>
   <w:num w:numId="23" w16cid:durableId="624584093">
-    <w:abstractNumId w:val="46"/>
+    <w:abstractNumId w:val="47"/>
   </w:num>
   <w:num w:numId="24" w16cid:durableId="1384980987">
-    <w:abstractNumId w:val="32"/>
+    <w:abstractNumId w:val="33"/>
   </w:num>
   <w:num w:numId="25" w16cid:durableId="1676109638">
-    <w:abstractNumId w:val="15"/>
+    <w:abstractNumId w:val="16"/>
   </w:num>
   <w:num w:numId="26" w16cid:durableId="285351220">
     <w:abstractNumId w:val="2"/>
   </w:num>
   <w:num w:numId="27" w16cid:durableId="1581060762">
+    <w:abstractNumId w:val="28"/>
+  </w:num>
+  <w:num w:numId="28" w16cid:durableId="844247749">
+    <w:abstractNumId w:val="41"/>
+  </w:num>
+  <w:num w:numId="29" w16cid:durableId="530415048">
+    <w:abstractNumId w:val="13"/>
+  </w:num>
+  <w:num w:numId="30" w16cid:durableId="1971475625">
+    <w:abstractNumId w:val="17"/>
+  </w:num>
+  <w:num w:numId="31" w16cid:durableId="1967541019">
+    <w:abstractNumId w:val="8"/>
+  </w:num>
+  <w:num w:numId="32" w16cid:durableId="147206919">
+    <w:abstractNumId w:val="34"/>
+  </w:num>
+  <w:num w:numId="33" w16cid:durableId="2074035014">
+    <w:abstractNumId w:val="14"/>
+  </w:num>
+  <w:num w:numId="34" w16cid:durableId="1522359720">
+    <w:abstractNumId w:val="29"/>
+  </w:num>
+  <w:num w:numId="35" w16cid:durableId="1541241314">
+    <w:abstractNumId w:val="7"/>
+  </w:num>
+  <w:num w:numId="36" w16cid:durableId="1968848740">
+    <w:abstractNumId w:val="18"/>
+  </w:num>
+  <w:num w:numId="37" w16cid:durableId="1187259159">
+    <w:abstractNumId w:val="35"/>
+  </w:num>
+  <w:num w:numId="38" w16cid:durableId="1752047152">
+    <w:abstractNumId w:val="25"/>
+  </w:num>
+  <w:num w:numId="39" w16cid:durableId="212160397">
+    <w:abstractNumId w:val="15"/>
+  </w:num>
+  <w:num w:numId="40" w16cid:durableId="1116754875">
+    <w:abstractNumId w:val="40"/>
+  </w:num>
+  <w:num w:numId="41" w16cid:durableId="573122551">
+    <w:abstractNumId w:val="45"/>
+  </w:num>
+  <w:num w:numId="42" w16cid:durableId="1606693166">
+    <w:abstractNumId w:val="43"/>
+  </w:num>
+  <w:num w:numId="43" w16cid:durableId="1645812648">
+    <w:abstractNumId w:val="12"/>
+  </w:num>
+  <w:num w:numId="44" w16cid:durableId="247932865">
+    <w:abstractNumId w:val="31"/>
+  </w:num>
+  <w:num w:numId="45" w16cid:durableId="1151286981">
     <w:abstractNumId w:val="27"/>
   </w:num>
-  <w:num w:numId="28" w16cid:durableId="844247749">
-    <w:abstractNumId w:val="40"/>
-  </w:num>
-  <w:num w:numId="29" w16cid:durableId="530415048">
-    <w:abstractNumId w:val="12"/>
-  </w:num>
-  <w:num w:numId="30" w16cid:durableId="1971475625">
-    <w:abstractNumId w:val="16"/>
-  </w:num>
-  <w:num w:numId="31" w16cid:durableId="1967541019">
-    <w:abstractNumId w:val="7"/>
-  </w:num>
-  <w:num w:numId="32" w16cid:durableId="147206919">
-    <w:abstractNumId w:val="33"/>
-  </w:num>
-  <w:num w:numId="33" w16cid:durableId="2074035014">
-    <w:abstractNumId w:val="13"/>
-  </w:num>
-  <w:num w:numId="34" w16cid:durableId="1522359720">
-    <w:abstractNumId w:val="28"/>
-  </w:num>
-  <w:num w:numId="35" w16cid:durableId="1541241314">
-    <w:abstractNumId w:val="6"/>
-  </w:num>
-  <w:num w:numId="36" w16cid:durableId="1968848740">
-    <w:abstractNumId w:val="17"/>
-  </w:num>
-  <w:num w:numId="37" w16cid:durableId="1187259159">
-    <w:abstractNumId w:val="34"/>
-  </w:num>
-  <w:num w:numId="38" w16cid:durableId="1752047152">
-    <w:abstractNumId w:val="24"/>
-  </w:num>
-  <w:num w:numId="39" w16cid:durableId="212160397">
-    <w:abstractNumId w:val="14"/>
-  </w:num>
-  <w:num w:numId="40" w16cid:durableId="1116754875">
-    <w:abstractNumId w:val="39"/>
-  </w:num>
-  <w:num w:numId="41" w16cid:durableId="573122551">
-    <w:abstractNumId w:val="44"/>
-  </w:num>
-  <w:num w:numId="42" w16cid:durableId="1606693166">
-    <w:abstractNumId w:val="42"/>
-  </w:num>
-  <w:num w:numId="43" w16cid:durableId="1645812648">
-    <w:abstractNumId w:val="11"/>
-  </w:num>
-  <w:num w:numId="44" w16cid:durableId="247932865">
-    <w:abstractNumId w:val="30"/>
-  </w:num>
-  <w:num w:numId="45" w16cid:durableId="1151286981">
-    <w:abstractNumId w:val="26"/>
-  </w:num>
   <w:num w:numId="46" w16cid:durableId="7219639">
-    <w:abstractNumId w:val="8"/>
+    <w:abstractNumId w:val="9"/>
   </w:num>
   <w:num w:numId="47" w16cid:durableId="155656944">
+    <w:abstractNumId w:val="5"/>
+  </w:num>
+  <w:num w:numId="48" w16cid:durableId="512258177">
     <w:abstractNumId w:val="4"/>
   </w:num>
 </w:numbering>
@@ -7803,7 +8148,6 @@
   <w:style w:type="character" w:default="1" w:styleId="Carpredefinitoparagrafo">
     <w:name w:val="Default Paragraph Font"/>
     <w:uiPriority w:val="1"/>
-    <w:semiHidden/>
     <w:unhideWhenUsed/>
   </w:style>
   <w:style w:type="table" w:default="1" w:styleId="Tabellanormale">
